--- a/8_term/Основы защиты информации/Губин_ЕВ_ИУК_4_82_Б_2026_Основы_защиты_информации.docx
+++ b/8_term/Основы защиты информации/Губин_ЕВ_ИУК_4_82_Б_2026_Основы_защиты_информации.docx
@@ -821,6 +821,15 @@
                 <w:szCs w:val="20"/>
               </w:rPr>
             </w:pPr>
+            <w:r>
+              <w:rPr>
+                <w:iCs/>
+                <w:snapToGrid w:val="0"/>
+                <w:sz w:val="28"/>
+                <w:szCs w:val="20"/>
+              </w:rPr>
+              <w:t>Корнеев А.А.</w:t>
+            </w:r>
           </w:p>
         </w:tc>
       </w:tr>
